--- a/Data_engineering_with_databricks/Assignment-Project/Project.docx
+++ b/Data_engineering_with_databricks/Assignment-Project/Project.docx
@@ -267,6 +267,18 @@
           <w:rFonts w:ascii="Cambria" w:hAnsi="Cambria"/>
         </w:rPr>
       </w:pPr>
+    </w:p>
+    <w:p>
+      <w:pPr>
+        <w:numPr>
+          <w:ilvl w:val="0"/>
+          <w:numId w:val="5"/>
+        </w:numPr>
+        <w:spacing w:before="100" w:beforeAutospacing="1" w:after="100" w:afterAutospacing="1" w:line="240" w:lineRule="auto"/>
+        <w:rPr>
+          <w:rFonts w:ascii="Cambria" w:hAnsi="Cambria"/>
+        </w:rPr>
+      </w:pPr>
       <w:r>
         <w:rPr>
           <w:rFonts w:ascii="Cambria" w:hAnsi="Cambria"/>
@@ -1060,7 +1072,6 @@
           <w:rFonts w:ascii="Cambria" w:hAnsi="Cambria"/>
         </w:rPr>
       </w:pPr>
-      <w:bookmarkStart w:id="0" w:name="_GoBack"/>
       <w:r>
         <w:rPr>
           <w:rFonts w:ascii="Cambria" w:hAnsi="Cambria"/>
@@ -1124,11 +1135,44 @@
         <w:t xml:space="preserve"> format for optimized storage and later retrieval.</w:t>
       </w:r>
     </w:p>
-    <w:bookmarkEnd w:id="0"/>
     <w:p>
       <w:pPr>
         <w:spacing w:before="100" w:beforeAutospacing="1" w:after="100" w:afterAutospacing="1"/>
       </w:pPr>
+      <w:r>
+        <w:t xml:space="preserve">9. </w:t>
+      </w:r>
+      <w:r>
+        <w:rPr>
+          <w:rFonts w:ascii="Cambria" w:hAnsi="Cambria"/>
+          <w:sz w:val="24"/>
+          <w:szCs w:val="24"/>
+        </w:rPr>
+        <w:t>Make Workflow</w:t>
+      </w:r>
+      <w:bookmarkStart w:id="0" w:name="_GoBack"/>
+      <w:bookmarkEnd w:id="0"/>
+    </w:p>
+    <w:p>
+      <w:pPr>
+        <w:numPr>
+          <w:ilvl w:val="1"/>
+          <w:numId w:val="12"/>
+        </w:numPr>
+        <w:spacing w:before="100" w:beforeAutospacing="1" w:after="100" w:afterAutospacing="1" w:line="240" w:lineRule="auto"/>
+        <w:rPr>
+          <w:rFonts w:ascii="Cambria" w:hAnsi="Cambria"/>
+        </w:rPr>
+      </w:pPr>
+      <w:r>
+        <w:tab/>
+      </w:r>
+      <w:r>
+        <w:rPr>
+          <w:rFonts w:ascii="Cambria" w:hAnsi="Cambria"/>
+        </w:rPr>
+        <w:t>Run on every day 12:00 o clock in noon</w:t>
+      </w:r>
     </w:p>
     <w:p>
       <w:pPr>
